--- a/Avance 1/Guia_Resumen_Avance1_porsipiden.docx
+++ b/Avance 1/Guia_Resumen_Avance1_porsipiden.docx
@@ -2408,7 +2408,10 @@
     </w:tbl>
     <w:p>
       <w:r>
-        <w:t>Cómo lo analizaremos: en Excel, para comparar modos de transporte y rutas por costo y emisiones por tramo (pregunta 3), y como base de las validaciones de CO2 y costos (sección 2.6).</w:t>
+        <w:t>Cómo lo analizaremos: en Excel, para comparar modos de transporte y rutas por costo y emisiones por tramo (pregunta 3</w:t>
+      </w:r>
+      <w:r>
+        <w:t>).</w:t>
       </w:r>
     </w:p>
     <w:p>
@@ -6905,7 +6908,13 @@
       </w:r>
       <w:proofErr w:type="spellEnd"/>
       <w:r>
-        <w:t xml:space="preserve"> TPT es el tiempo de ciclo promedio de cada variante (la tabla anterior reporta la mediana). El renglón </w:t>
+        <w:t xml:space="preserve"> TPT es el tiempo de ciclo promedio de cada variante</w:t>
+      </w:r>
+      <w:r>
+        <w:t xml:space="preserve">. </w:t>
+      </w:r>
+      <w:r>
+        <w:t xml:space="preserve">El renglón </w:t>
       </w:r>
       <w:proofErr w:type="spellStart"/>
       <w:r>
@@ -21055,7 +21064,7 @@
       <w:tr>
         <w:tc>
           <w:tcPr>
-            <w:tcW w:w="3120" w:type="dxa"/>
+            <w:tcW w:w="3456" w:type="dxa"/>
             <w:vAlign w:val="center"/>
           </w:tcPr>
           <w:p>
@@ -21080,7 +21089,7 @@
         </w:tc>
         <w:tc>
           <w:tcPr>
-            <w:tcW w:w="3120" w:type="dxa"/>
+            <w:tcW w:w="2947" w:type="dxa"/>
             <w:vAlign w:val="center"/>
           </w:tcPr>
           <w:p>
@@ -21103,7 +21112,7 @@
         </w:tc>
         <w:tc>
           <w:tcPr>
-            <w:tcW w:w="3120" w:type="dxa"/>
+            <w:tcW w:w="2947" w:type="dxa"/>
             <w:vAlign w:val="center"/>
           </w:tcPr>
           <w:p>
@@ -21128,7 +21137,7 @@
       <w:tr>
         <w:tc>
           <w:tcPr>
-            <w:tcW w:w="3120" w:type="dxa"/>
+            <w:tcW w:w="3456" w:type="dxa"/>
             <w:vAlign w:val="center"/>
           </w:tcPr>
           <w:p>
@@ -21153,7 +21162,7 @@
         </w:tc>
         <w:tc>
           <w:tcPr>
-            <w:tcW w:w="3120" w:type="dxa"/>
+            <w:tcW w:w="2947" w:type="dxa"/>
             <w:vAlign w:val="center"/>
           </w:tcPr>
           <w:p>
@@ -21168,7 +21177,7 @@
         </w:tc>
         <w:tc>
           <w:tcPr>
-            <w:tcW w:w="3120" w:type="dxa"/>
+            <w:tcW w:w="2947" w:type="dxa"/>
             <w:vAlign w:val="center"/>
           </w:tcPr>
           <w:p>
@@ -21185,7 +21194,7 @@
       <w:tr>
         <w:tc>
           <w:tcPr>
-            <w:tcW w:w="3120" w:type="dxa"/>
+            <w:tcW w:w="3456" w:type="dxa"/>
             <w:vAlign w:val="center"/>
           </w:tcPr>
           <w:p>
@@ -21218,7 +21227,7 @@
         </w:tc>
         <w:tc>
           <w:tcPr>
-            <w:tcW w:w="3120" w:type="dxa"/>
+            <w:tcW w:w="2947" w:type="dxa"/>
             <w:vAlign w:val="center"/>
           </w:tcPr>
           <w:p>
@@ -21233,7 +21242,7 @@
         </w:tc>
         <w:tc>
           <w:tcPr>
-            <w:tcW w:w="3120" w:type="dxa"/>
+            <w:tcW w:w="2947" w:type="dxa"/>
             <w:vAlign w:val="center"/>
           </w:tcPr>
           <w:p>
@@ -21250,7 +21259,7 @@
       <w:tr>
         <w:tc>
           <w:tcPr>
-            <w:tcW w:w="3120" w:type="dxa"/>
+            <w:tcW w:w="3456" w:type="dxa"/>
             <w:vAlign w:val="center"/>
           </w:tcPr>
           <w:p>
@@ -21278,7 +21287,7 @@
         </w:tc>
         <w:tc>
           <w:tcPr>
-            <w:tcW w:w="3120" w:type="dxa"/>
+            <w:tcW w:w="2947" w:type="dxa"/>
             <w:vAlign w:val="center"/>
           </w:tcPr>
           <w:p>
@@ -21293,7 +21302,7 @@
         </w:tc>
         <w:tc>
           <w:tcPr>
-            <w:tcW w:w="3120" w:type="dxa"/>
+            <w:tcW w:w="2947" w:type="dxa"/>
             <w:vAlign w:val="center"/>
           </w:tcPr>
           <w:p>
@@ -21326,23 +21335,10 @@
       </w:r>
       <w:proofErr w:type="spellEnd"/>
       <w:r>
-        <w:t xml:space="preserve"> Expense </w:t>
-      </w:r>
-      <w:proofErr w:type="spellStart"/>
-      <w:r>
-        <w:t>Request</w:t>
-      </w:r>
-      <w:proofErr w:type="spellEnd"/>
-      <w:r>
-        <w:t xml:space="preserve"> </w:t>
-      </w:r>
-      <w:proofErr w:type="spellStart"/>
-      <w:r>
-        <w:t>Denied</w:t>
-      </w:r>
-      <w:proofErr w:type="spellEnd"/>
-      <w:r>
-        <w:t>: 399 viajes No y 77 viajes Yes.</w:t>
+        <w:t>: 399 viajes No y 77 viajes Yes</w:t>
+      </w:r>
+      <w:r>
+        <w:t>.</w:t>
       </w:r>
     </w:p>
     <w:p>
